--- a/Biooil_Data_ML_Submission_Packages/01_Bioresource_Technology/00_SUBMISSION_README.docx
+++ b/Biooil_Data_ML_Submission_Packages/01_Bioresource_Technology/00_SUBMISSION_README.docx
@@ -61,7 +61,7 @@
     <w:p/>
     <w:p>
       <w:r>
-        <w:t>Use the data-availability review as the motivation and the SQL evidence layer. Use the Cantera and ML workflow as the original contribution.</w:t>
+        <w:t>Use the literature-derived bio-oil database as the source of realistic feed compositions for Cantera simulation. Use the Cantera-generated synthetic reforming dataset, inverse ML model, and soft-sensor/MPC relevance as the main original contribution.</w:t>
       </w:r>
     </w:p>
     <w:p/>
@@ -73,7 +73,7 @@
     <w:p/>
     <w:p>
       <w:r>
-        <w:t>Data availability constraints and deep learning-based inverse prediction of bio-oil composition from steam reforming syngas</w:t>
+        <w:t>Machine-learning soft sensor for bio-oil steam reforming: Cantera-generated data and inverse prediction of bio-oil composition from syngas</w:t>
       </w:r>
     </w:p>
     <w:p/>
@@ -456,7 +456,6 @@
         <w:t>Deposit the cleaned dataset and scripts in a repository, or write a clear reason why data cannot yet be shared.</w:t>
       </w:r>
     </w:p>
-    <w:p/>
     <w:p/>
     <w:sectPr>
       <w:pgSz w:w="12240" w:h="15840"/>
@@ -471,7 +470,7 @@
 <file path=word/numbering.xml><?xml version="1.0" encoding="utf-8"?>
 <w:numbering xmlns:wpc="http://schemas.microsoft.com/office/word/2010/wordprocessingCanvas" xmlns:cx="http://schemas.microsoft.com/office/drawing/2014/chartex" xmlns:cx1="http://schemas.microsoft.com/office/drawing/2015/9/8/chartex" xmlns:cx2="http://schemas.microsoft.com/office/drawing/2015/10/21/chartex" xmlns:cx3="http://schemas.microsoft.com/office/drawing/2016/5/9/chartex" xmlns:cx4="http://schemas.microsoft.com/office/drawing/2016/5/10/chartex" xmlns:cx5="http://schemas.microsoft.com/office/drawing/2016/5/11/chartex" xmlns:cx6="http://schemas.microsoft.com/office/drawing/2016/5/12/chartex" xmlns:cx7="http://schemas.microsoft.com/office/drawing/2016/5/13/chartex" xmlns:cx8="http://schemas.microsoft.com/office/drawing/2016/5/14/chartex" xmlns:mc="http://schemas.openxmlformats.org/markup-compatibility/2006" xmlns:aink="http://schemas.microsoft.com/office/drawing/2016/ink" xmlns:am3d="http://schemas.microsoft.com/office/drawing/2017/model3d" xmlns:o="urn:schemas-microsoft-com:office:office" xmlns:oel="http://schemas.microsoft.com/office/2019/extlst" xmlns:r="http://schemas.openxmlformats.org/officeDocument/2006/relationships" xmlns:m="http://schemas.openxmlformats.org/officeDocument/2006/math" xmlns:v="urn:schemas-microsoft-com:vml" xmlns:wp14="http://schemas.microsoft.com/office/word/2010/wordprocessingDrawing" xmlns:wp="http://schemas.openxmlformats.org/drawingml/2006/wordprocessingDrawing" xmlns:w10="urn:schemas-microsoft-com:office:word" xmlns:w="http://schemas.openxmlformats.org/wordprocessingml/2006/main" xmlns:w14="http://schemas.microsoft.com/office/word/2010/wordml" xmlns:w15="http://schemas.microsoft.com/office/word/2012/wordml" xmlns:w16cex="http://schemas.microsoft.com/office/word/2018/wordml/cex" xmlns:w16cid="http://schemas.microsoft.com/office/word/2016/wordml/cid" xmlns:w16="http://schemas.microsoft.com/office/word/2018/wordml" xmlns:w16du="http://schemas.microsoft.com/office/word/2023/wordml/word16du" xmlns:w16sdtdh="http://schemas.microsoft.com/office/word/2020/wordml/sdtdatahash" xmlns:w16sdtfl="http://schemas.microsoft.com/office/word/2024/wordml/sdtformatlock" xmlns:w16se="http://schemas.microsoft.com/office/word/2015/wordml/symex" xmlns:wpg="http://schemas.microsoft.com/office/word/2010/wordprocessingGroup" xmlns:wpi="http://schemas.microsoft.com/office/word/2010/wordprocessingInk" xmlns:wne="http://schemas.microsoft.com/office/word/2006/wordml" xmlns:wps="http://schemas.microsoft.com/office/word/2010/wordprocessingShape" mc:Ignorable="w14 w15 w16se w16cid w16 w16cex w16sdtdh w16sdtfl w16du wp14">
   <w:abstractNum w:abstractNumId="0" w15:restartNumberingAfterBreak="0">
-    <w:nsid w:val="0D6464B2"/>
+    <w:nsid w:val="24A45831"/>
     <w:multiLevelType w:val="singleLevel"/>
     <w:tmpl w:val="04090001"/>
     <w:lvl w:ilvl="0">
@@ -488,7 +487,7 @@
     </w:lvl>
   </w:abstractNum>
   <w:abstractNum w:abstractNumId="1" w15:restartNumberingAfterBreak="0">
-    <w:nsid w:val="217B2150"/>
+    <w:nsid w:val="50F227BF"/>
     <w:multiLevelType w:val="singleLevel"/>
     <w:tmpl w:val="04090001"/>
     <w:lvl w:ilvl="0">
@@ -505,7 +504,7 @@
     </w:lvl>
   </w:abstractNum>
   <w:abstractNum w:abstractNumId="2" w15:restartNumberingAfterBreak="0">
-    <w:nsid w:val="3AF33E18"/>
+    <w:nsid w:val="5BFA5C26"/>
     <w:multiLevelType w:val="singleLevel"/>
     <w:tmpl w:val="04090001"/>
     <w:lvl w:ilvl="0">
@@ -521,14 +520,14 @@
       </w:rPr>
     </w:lvl>
   </w:abstractNum>
-  <w:num w:numId="1" w16cid:durableId="638145235">
+  <w:num w:numId="1" w16cid:durableId="1040207200">
+    <w:abstractNumId w:val="0"/>
+  </w:num>
+  <w:num w:numId="2" w16cid:durableId="1708481694">
     <w:abstractNumId w:val="1"/>
   </w:num>
-  <w:num w:numId="2" w16cid:durableId="1211039804">
+  <w:num w:numId="3" w16cid:durableId="57434797">
     <w:abstractNumId w:val="2"/>
-  </w:num>
-  <w:num w:numId="3" w16cid:durableId="740905632">
-    <w:abstractNumId w:val="0"/>
   </w:num>
 </w:numbering>
 </file>
@@ -941,7 +940,7 @@
     <w:link w:val="Balk1Char"/>
     <w:uiPriority w:val="9"/>
     <w:qFormat/>
-    <w:rsid w:val="00C44B85"/>
+    <w:rsid w:val="00673CB2"/>
     <w:pPr>
       <w:keepNext/>
       <w:keepLines/>
@@ -963,7 +962,7 @@
     <w:uiPriority w:val="9"/>
     <w:unhideWhenUsed/>
     <w:qFormat/>
-    <w:rsid w:val="00C44B85"/>
+    <w:rsid w:val="00673CB2"/>
     <w:pPr>
       <w:keepNext/>
       <w:keepLines/>
@@ -986,7 +985,7 @@
     <w:semiHidden/>
     <w:unhideWhenUsed/>
     <w:qFormat/>
-    <w:rsid w:val="00C44B85"/>
+    <w:rsid w:val="00673CB2"/>
     <w:pPr>
       <w:keepNext/>
       <w:keepLines/>
@@ -1009,7 +1008,7 @@
     <w:semiHidden/>
     <w:unhideWhenUsed/>
     <w:qFormat/>
-    <w:rsid w:val="00C44B85"/>
+    <w:rsid w:val="00673CB2"/>
     <w:pPr>
       <w:keepNext/>
       <w:keepLines/>
@@ -1032,7 +1031,7 @@
     <w:semiHidden/>
     <w:unhideWhenUsed/>
     <w:qFormat/>
-    <w:rsid w:val="00C44B85"/>
+    <w:rsid w:val="00673CB2"/>
     <w:pPr>
       <w:keepNext/>
       <w:keepLines/>
@@ -1053,7 +1052,7 @@
     <w:semiHidden/>
     <w:unhideWhenUsed/>
     <w:qFormat/>
-    <w:rsid w:val="00C44B85"/>
+    <w:rsid w:val="00673CB2"/>
     <w:pPr>
       <w:keepNext/>
       <w:keepLines/>
@@ -1076,7 +1075,7 @@
     <w:semiHidden/>
     <w:unhideWhenUsed/>
     <w:qFormat/>
-    <w:rsid w:val="00C44B85"/>
+    <w:rsid w:val="00673CB2"/>
     <w:pPr>
       <w:keepNext/>
       <w:keepLines/>
@@ -1097,7 +1096,7 @@
     <w:semiHidden/>
     <w:unhideWhenUsed/>
     <w:qFormat/>
-    <w:rsid w:val="00C44B85"/>
+    <w:rsid w:val="00673CB2"/>
     <w:pPr>
       <w:keepNext/>
       <w:keepLines/>
@@ -1120,7 +1119,7 @@
     <w:semiHidden/>
     <w:unhideWhenUsed/>
     <w:qFormat/>
-    <w:rsid w:val="00C44B85"/>
+    <w:rsid w:val="00673CB2"/>
     <w:pPr>
       <w:keepNext/>
       <w:keepLines/>
@@ -1164,7 +1163,7 @@
     <w:basedOn w:val="VarsaylanParagrafYazTipi"/>
     <w:link w:val="Balk1"/>
     <w:uiPriority w:val="9"/>
-    <w:rsid w:val="00C44B85"/>
+    <w:rsid w:val="00673CB2"/>
     <w:rPr>
       <w:rFonts w:asciiTheme="majorHAnsi" w:eastAsiaTheme="majorEastAsia" w:hAnsiTheme="majorHAnsi" w:cstheme="majorBidi"/>
       <w:color w:val="2F5496" w:themeColor="accent1" w:themeShade="BF"/>
@@ -1177,7 +1176,7 @@
     <w:basedOn w:val="VarsaylanParagrafYazTipi"/>
     <w:link w:val="Balk2"/>
     <w:uiPriority w:val="9"/>
-    <w:rsid w:val="00C44B85"/>
+    <w:rsid w:val="00673CB2"/>
     <w:rPr>
       <w:rFonts w:asciiTheme="majorHAnsi" w:eastAsiaTheme="majorEastAsia" w:hAnsiTheme="majorHAnsi" w:cstheme="majorBidi"/>
       <w:color w:val="2F5496" w:themeColor="accent1" w:themeShade="BF"/>
@@ -1191,7 +1190,7 @@
     <w:link w:val="Balk3"/>
     <w:uiPriority w:val="9"/>
     <w:semiHidden/>
-    <w:rsid w:val="00C44B85"/>
+    <w:rsid w:val="00673CB2"/>
     <w:rPr>
       <w:rFonts w:eastAsiaTheme="majorEastAsia" w:cstheme="majorBidi"/>
       <w:color w:val="2F5496" w:themeColor="accent1" w:themeShade="BF"/>
@@ -1205,7 +1204,7 @@
     <w:link w:val="Balk4"/>
     <w:uiPriority w:val="9"/>
     <w:semiHidden/>
-    <w:rsid w:val="00C44B85"/>
+    <w:rsid w:val="00673CB2"/>
     <w:rPr>
       <w:rFonts w:eastAsiaTheme="majorEastAsia" w:cstheme="majorBidi"/>
       <w:i/>
@@ -1219,7 +1218,7 @@
     <w:link w:val="Balk5"/>
     <w:uiPriority w:val="9"/>
     <w:semiHidden/>
-    <w:rsid w:val="00C44B85"/>
+    <w:rsid w:val="00673CB2"/>
     <w:rPr>
       <w:rFonts w:eastAsiaTheme="majorEastAsia" w:cstheme="majorBidi"/>
       <w:color w:val="2F5496" w:themeColor="accent1" w:themeShade="BF"/>
@@ -1231,7 +1230,7 @@
     <w:link w:val="Balk6"/>
     <w:uiPriority w:val="9"/>
     <w:semiHidden/>
-    <w:rsid w:val="00C44B85"/>
+    <w:rsid w:val="00673CB2"/>
     <w:rPr>
       <w:rFonts w:eastAsiaTheme="majorEastAsia" w:cstheme="majorBidi"/>
       <w:i/>
@@ -1245,7 +1244,7 @@
     <w:link w:val="Balk7"/>
     <w:uiPriority w:val="9"/>
     <w:semiHidden/>
-    <w:rsid w:val="00C44B85"/>
+    <w:rsid w:val="00673CB2"/>
     <w:rPr>
       <w:rFonts w:eastAsiaTheme="majorEastAsia" w:cstheme="majorBidi"/>
       <w:color w:val="595959" w:themeColor="text1" w:themeTint="A6"/>
@@ -1257,7 +1256,7 @@
     <w:link w:val="Balk8"/>
     <w:uiPriority w:val="9"/>
     <w:semiHidden/>
-    <w:rsid w:val="00C44B85"/>
+    <w:rsid w:val="00673CB2"/>
     <w:rPr>
       <w:rFonts w:eastAsiaTheme="majorEastAsia" w:cstheme="majorBidi"/>
       <w:i/>
@@ -1271,7 +1270,7 @@
     <w:link w:val="Balk9"/>
     <w:uiPriority w:val="9"/>
     <w:semiHidden/>
-    <w:rsid w:val="00C44B85"/>
+    <w:rsid w:val="00673CB2"/>
     <w:rPr>
       <w:rFonts w:eastAsiaTheme="majorEastAsia" w:cstheme="majorBidi"/>
       <w:color w:val="272727" w:themeColor="text1" w:themeTint="D8"/>
@@ -1284,7 +1283,7 @@
     <w:link w:val="KonuBalChar"/>
     <w:uiPriority w:val="10"/>
     <w:qFormat/>
-    <w:rsid w:val="00C44B85"/>
+    <w:rsid w:val="00673CB2"/>
     <w:pPr>
       <w:spacing w:after="80" w:line="240" w:lineRule="auto"/>
       <w:contextualSpacing/>
@@ -1302,7 +1301,7 @@
     <w:basedOn w:val="VarsaylanParagrafYazTipi"/>
     <w:link w:val="KonuBal"/>
     <w:uiPriority w:val="10"/>
-    <w:rsid w:val="00C44B85"/>
+    <w:rsid w:val="00673CB2"/>
     <w:rPr>
       <w:rFonts w:asciiTheme="majorHAnsi" w:eastAsiaTheme="majorEastAsia" w:hAnsiTheme="majorHAnsi" w:cstheme="majorBidi"/>
       <w:spacing w:val="-10"/>
@@ -1318,7 +1317,7 @@
     <w:link w:val="AltyazChar"/>
     <w:uiPriority w:val="11"/>
     <w:qFormat/>
-    <w:rsid w:val="00C44B85"/>
+    <w:rsid w:val="00673CB2"/>
     <w:pPr>
       <w:numPr>
         <w:ilvl w:val="1"/>
@@ -1337,7 +1336,7 @@
     <w:basedOn w:val="VarsaylanParagrafYazTipi"/>
     <w:link w:val="Altyaz"/>
     <w:uiPriority w:val="11"/>
-    <w:rsid w:val="00C44B85"/>
+    <w:rsid w:val="00673CB2"/>
     <w:rPr>
       <w:rFonts w:eastAsiaTheme="majorEastAsia" w:cstheme="majorBidi"/>
       <w:color w:val="595959" w:themeColor="text1" w:themeTint="A6"/>
@@ -1353,7 +1352,7 @@
     <w:link w:val="AlntChar"/>
     <w:uiPriority w:val="29"/>
     <w:qFormat/>
-    <w:rsid w:val="00C44B85"/>
+    <w:rsid w:val="00673CB2"/>
     <w:pPr>
       <w:spacing w:before="160"/>
       <w:jc w:val="center"/>
@@ -1369,7 +1368,7 @@
     <w:basedOn w:val="VarsaylanParagrafYazTipi"/>
     <w:link w:val="Alnt"/>
     <w:uiPriority w:val="29"/>
-    <w:rsid w:val="00C44B85"/>
+    <w:rsid w:val="00673CB2"/>
     <w:rPr>
       <w:i/>
       <w:iCs/>
@@ -1381,7 +1380,7 @@
     <w:basedOn w:val="Normal"/>
     <w:uiPriority w:val="34"/>
     <w:qFormat/>
-    <w:rsid w:val="00C44B85"/>
+    <w:rsid w:val="00673CB2"/>
     <w:pPr>
       <w:ind w:left="720"/>
       <w:contextualSpacing/>
@@ -1392,7 +1391,7 @@
     <w:basedOn w:val="VarsaylanParagrafYazTipi"/>
     <w:uiPriority w:val="21"/>
     <w:qFormat/>
-    <w:rsid w:val="00C44B85"/>
+    <w:rsid w:val="00673CB2"/>
     <w:rPr>
       <w:i/>
       <w:iCs/>
@@ -1406,7 +1405,7 @@
     <w:link w:val="GlAlntChar"/>
     <w:uiPriority w:val="30"/>
     <w:qFormat/>
-    <w:rsid w:val="00C44B85"/>
+    <w:rsid w:val="00673CB2"/>
     <w:pPr>
       <w:pBdr>
         <w:top w:val="single" w:sz="4" w:space="10" w:color="2F5496" w:themeColor="accent1" w:themeShade="BF"/>
@@ -1427,7 +1426,7 @@
     <w:basedOn w:val="VarsaylanParagrafYazTipi"/>
     <w:link w:val="GlAlnt"/>
     <w:uiPriority w:val="30"/>
-    <w:rsid w:val="00C44B85"/>
+    <w:rsid w:val="00673CB2"/>
     <w:rPr>
       <w:i/>
       <w:iCs/>
@@ -1439,7 +1438,7 @@
     <w:basedOn w:val="VarsaylanParagrafYazTipi"/>
     <w:uiPriority w:val="32"/>
     <w:qFormat/>
-    <w:rsid w:val="00C44B85"/>
+    <w:rsid w:val="00673CB2"/>
     <w:rPr>
       <w:b/>
       <w:bCs/>
